--- a/docs/墨刀导入/产品设计/03-关键决策记录ADR.docx
+++ b/docs/墨刀导入/产品设计/03-关键决策记录ADR.docx
@@ -434,13 +434,15 @@
         <w:spacing w:after="80" w:line="300" w:lineRule="auto"/>
       </w:pPr>
       <w:r>
-        <w:t>访谈里的一个数字决定了这件事：</w:t>
+        <w:t>调研里的两个数字决定了这件事：**同岗位不同 HR 的通过名单重合度仅 68%，</w:t>
       </w:r>
+    </w:p>
+    <w:p>
+      <w:pPr>
+        <w:spacing w:after="80" w:line="300" w:lineRule="auto"/>
+      </w:pPr>
       <w:r>
-        <w:rPr>
-          <w:b/>
-        </w:rPr>
-        <w:t>双人复核 40 份，档位不一致 11 份（27.5%）。</w:t>
+        <w:t>两名资深 HR 对同一批简历的一致率也只有 78%。**</w:t>
       </w:r>
     </w:p>
     <w:p>
@@ -1540,7 +1542,15 @@
         <w:spacing w:after="80" w:line="300" w:lineRule="auto"/>
       </w:pPr>
       <w:r>
-        <w:t>访谈里 5 位 HR 有 5 位把「AI 不准还要我背责任」列为首要顾虑，而不是「AI 不准」。</w:t>
+        <w:t>角色调研里，招聘 HR 的最大顾虑是「怕漏掉好候选人被业务方追责、AI 出错算谁的」，</w:t>
+      </w:r>
+    </w:p>
+    <w:p>
+      <w:pPr>
+        <w:spacing w:after="80" w:line="300" w:lineRule="auto"/>
+      </w:pPr>
+      <w:r>
+        <w:t>而不是「AI 判断不准」—— 排在首位的是&lt;b&gt;责任归属&lt;/b&gt;，不是准确率。</w:t>
       </w:r>
     </w:p>
     <w:p>
